--- a/omer/templates/ה-6.docx
+++ b/omer/templates/ה-6.docx
@@ -1021,23 +1021,22 @@
       </w:pPr>
       <w:r>
         <w:rPr>
-          <w:rFonts w:eastAsia="Segoe UI Symbol" w:cs="Segoe UI Symbol" w:ascii="Segoe UI Symbol" w:hAnsi="Segoe UI Symbol"/>
-          <w:b/>
-          <w:bCs/>
-          <w:sz w:val="26"/>
-          <w:szCs w:val="26"/>
-          <w:rtl w:val="true"/>
-        </w:rPr>
-        <w:t>☐</w:t>
-      </w:r>
-      <w:r>
-        <w:rPr>
           <w:rFonts w:eastAsia="Tahoma" w:cs="Tahoma" w:ascii="Tahoma" w:hAnsi="Tahoma"/>
           <w:sz w:val="18"/>
           <w:szCs w:val="18"/>
           <w:rtl w:val="true"/>
           <w:lang w:val="en-GB"/>
         </w:rPr>
+        <w:t xml:space="preserve">{{ownerType=private|☐}}</w:t>
+      </w:r>
+      <w:r>
+        <w:rPr>
+          <w:rFonts w:eastAsia="Tahoma" w:cs="Tahoma" w:ascii="Tahoma" w:hAnsi="Tahoma"/>
+          <w:sz w:val="18"/>
+          <w:szCs w:val="18"/>
+          <w:rtl w:val="true"/>
+          <w:lang w:val="en-GB"/>
+        </w:rPr>
         <w:t xml:space="preserve"> </w:t>
       </w:r>
       <w:r>
@@ -1053,16 +1052,16 @@
       </w:r>
       <w:r>
         <w:rPr>
-          <w:rFonts w:ascii="Segoe UI Symbol" w:hAnsi="Segoe UI Symbol" w:eastAsia="MS Gothic;ＭＳ ゴシック" w:cs="Segoe UI Symbol"/>
-          <w:b/>
-          <w:b/>
-          <w:bCs/>
-          <w:sz w:val="26"/>
-          <w:sz w:val="26"/>
-          <w:szCs w:val="26"/>
-          <w:rtl w:val="true"/>
-        </w:rPr>
-        <w:t>☐</w:t>
+          <w:rFonts w:ascii="Tahoma" w:hAnsi="Tahoma" w:cs="Tahoma"/>
+          <w:b/>
+          <w:b/>
+          <w:bCs/>
+          <w:sz w:val="20"/>
+          <w:sz w:val="20"/>
+          <w:szCs w:val="20"/>
+          <w:rtl w:val="true"/>
+        </w:rPr>
+        <w:t xml:space="preserve">{{ownerType=corp|☐}}</w:t>
       </w:r>
       <w:r>
         <w:rPr>
@@ -1090,16 +1089,14 @@
       </w:r>
       <w:r>
         <w:rPr>
-          <w:rFonts w:ascii="Segoe UI Symbol" w:hAnsi="Segoe UI Symbol" w:eastAsia="MS Gothic;ＭＳ ゴシック" w:cs="Segoe UI Symbol"/>
-          <w:b/>
-          <w:b/>
-          <w:bCs/>
-          <w:sz w:val="26"/>
-          <w:sz w:val="26"/>
-          <w:szCs w:val="26"/>
-          <w:rtl w:val="true"/>
-        </w:rPr>
-        <w:t>☐</w:t>
+          <w:rFonts w:ascii="Tahoma" w:hAnsi="Tahoma" w:cs="Tahoma"/>
+          <w:sz w:val="18"/>
+          <w:sz w:val="18"/>
+          <w:szCs w:val="18"/>
+          <w:rtl w:val="true"/>
+          <w:lang w:val="en-GB"/>
+        </w:rPr>
+        <w:t xml:space="preserve">{{ownerType=body261|☐}}</w:t>
       </w:r>
       <w:r>
         <w:rPr>
@@ -3963,7 +3960,25 @@
           <w:szCs w:val="20"/>
           <w:rtl w:val="true"/>
         </w:rPr>
-        <w:t xml:space="preserve">: ____________________     </w:t>
+        <w:t xml:space="preserve">: </w:t>
+      </w:r>
+      <w:r>
+        <w:rPr>
+          <w:rFonts w:cs="Tahoma" w:ascii="Tahoma" w:hAnsi="Tahoma"/>
+          <w:sz w:val="20"/>
+          <w:szCs w:val="20"/>
+          <w:rtl w:val="true"/>
+        </w:rPr>
+        <w:t xml:space="preserve">{{signature|____________________}}</w:t>
+      </w:r>
+      <w:r>
+        <w:rPr>
+          <w:rFonts w:cs="Tahoma" w:ascii="Tahoma" w:hAnsi="Tahoma"/>
+          <w:sz w:val="20"/>
+          <w:szCs w:val="20"/>
+          <w:rtl w:val="true"/>
+        </w:rPr>
+        <w:t xml:space="preserve">     </w:t>
       </w:r>
     </w:p>
     <w:p>
